--- a/pr-preview/pr-12/chapters/contrapositive-contradiction.docx
+++ b/pr-preview/pr-12/chapters/contrapositive-contradiction.docx
@@ -23,7 +23,7 @@
         <w:pStyle w:val="Date"/>
       </w:pPr>
       <w:r>
-        <w:t xml:space="preserve">Last modified: 2026-10-23 13:47:53 (PDT)</w:t>
+        <w:t xml:space="preserve">Last modified: 2026-10-23 13:57:50 (PDT)</w:t>
       </w:r>
     </w:p>
     <w:tbl>
@@ -1943,9 +1943,6 @@
       </w:r>
       <m:oMath>
         <m:r>
-          <m:t> </m:t>
-        </m:r>
-        <m:r>
           <m:rPr>
             <m:sty m:val="p"/>
           </m:rPr>
@@ -1956,9 +1953,6 @@
             <m:sty m:val="p"/>
           </m:rPr>
           <m:t>mod</m:t>
-        </m:r>
-        <m:r>
-          <m:t> </m:t>
         </m:r>
         <m:r>
           <m:t>n</m:t>
@@ -12689,7 +12683,40 @@
                   <m:nor/>
                   <m:sty m:val="p"/>
                 </m:rPr>
-                <m:t> in each term)</m:t>
+                <m:t> in the first term, and </m:t>
+              </m:r>
+              <m:rad>
+                <m:radPr>
+                  <m:degHide m:val="on"/>
+                </m:radPr>
+                <m:deg/>
+                <m:e>
+                  <m:r>
+                    <m:t>2</m:t>
+                  </m:r>
+                </m:e>
+              </m:rad>
+              <m:r>
+                <m:t> </m:t>
+              </m:r>
+              <m:r>
+                <m:t>b</m:t>
+              </m:r>
+              <m:r>
+                <m:rPr>
+                  <m:sty m:val="p"/>
+                </m:rPr>
+                <m:t>=</m:t>
+              </m:r>
+              <m:r>
+                <m:t>a</m:t>
+              </m:r>
+              <m:r>
+                <m:rPr>
+                  <m:nor/>
+                  <m:sty m:val="p"/>
+                </m:rPr>
+                <m:t> in the second)</m:t>
               </m:r>
             </m:e>
             <m:e>
